--- a/output/DS_proxy_var_Baseline.docx
+++ b/output/DS_proxy_var_Baseline.docx
@@ -1,6 +1,6 @@
 
 <file path=word/document.xml><?xml version="1.0" encoding="utf-8"?>
-<w:document xmlns:w="http://schemas.openxmlformats.org/wordprocessingml/2006/main" xmlns:m="http://schemas.openxmlformats.org/officeDocument/2006/math" xmlns:w14="http://schemas.microsoft.com/office/word/2010/wordml" xmlns:r="http://schemas.openxmlformats.org/officeDocument/2006/relationships" xmlns:wp="http://schemas.openxmlformats.org/drawingml/2006/wordprocessingDrawing" xmlns:a="http://schemas.openxmlformats.org/drawingml/2006/main" xmlns:wp14="http://schemas.microsoft.com/office/word/2010/wordprocessingDrawing" xmlns:w15="http://schemas.microsoft.com/office/word/2012/wordml" xmlns:mc="http://schemas.openxmlformats.org/markup-compatibility/2006" xmlns:a14="http://schemas.microsoft.com/office/drawing/2010/main" xmlns:sl="http://schemas.openxmlformats.org/schemaLibrary/2006/main" xmlns:wne="http://schemas.microsoft.com/office/word/2006/wordml" xmlns:c="http://schemas.openxmlformats.org/drawingml/2006/chart" xmlns:cdr="http://schemas.openxmlformats.org/drawingml/2006/chartDrawing" xmlns:c14="http://schemas.microsoft.com/office/drawing/2007/8/2/chart" xmlns:dgm="http://schemas.openxmlformats.org/drawingml/2006/diagram" xmlns:pic="http://schemas.openxmlformats.org/drawingml/2006/picture" xmlns:xdr="http://schemas.openxmlformats.org/drawingml/2006/spreadsheetDrawing" xmlns:dsp="http://schemas.microsoft.com/office/drawing/2008/diagram" xmlns:xvml="urn:schemas-microsoft-com:office:excel" xmlns:o="urn:schemas-microsoft-com:office:office" xmlns:v="urn:schemas-microsoft-com:vml" xmlns:w10="urn:schemas-microsoft-com:office:word" xmlns:pvml="urn:schemas-microsoft-com:office:powerpoint" xmlns:cppr="http://schemas.microsoft.com/office/2006/coverPageProps" xmlns:odx="http://opendope.org/xpaths" xmlns:odc="http://opendope.org/conditions" xmlns:odq="http://opendope.org/questions" xmlns:oda="http://opendope.org/answers" xmlns:odi="http://opendope.org/components" xmlns:odgm="http://opendope.org/SmartArt/DataHierarchy" xmlns:b="http://schemas.openxmlformats.org/officeDocument/2006/bibliography" xmlns:msink="http://schemas.microsoft.com/ink/2010/main" xmlns:cdr14="http://schemas.microsoft.com/office/drawing/2010/chartDrawing" xmlns:c15="http://schemas.microsoft.com/office/drawing/2012/chart" xmlns:cs="http://schemas.microsoft.com/office/drawing/2012/chartStyle" xmlns:ns38="http://www.w3.org/1998/Math/MathML" xmlns:ns39="http://www.w3.org/2003/InkML" xmlns:a13cmd="http://schemas.microsoft.com/office/drawing/2013/main/command" xmlns:cx="http://schemas.microsoft.com/office/drawing/2014/chartex" xmlns:c16="http://schemas.microsoft.com/office/drawing/2014/chart" xmlns:dgm1611="http://schemas.microsoft.com/office/drawing/2016/11/diagram" xmlns:c173="http://schemas.microsoft.com/office/drawing/2017/03/chart" xmlns:am3d="http://schemas.microsoft.com/office/drawing/2017/model3d" xmlns:an18="http://schemas.microsoft.com/office/drawing/2018/animation" xmlns:anam3d="http://schemas.microsoft.com/office/drawing/2018/animation/model3d" xmlns:iact="http://schemas.microsoft.com/office/powerpoint/2014/inkAction" xmlns:thm15="http://schemas.microsoft.com/office/thememl/2012/main" xmlns:wps="http://schemas.microsoft.com/office/word/2010/wordprocessingShape" xmlns:wpc="http://schemas.microsoft.com/office/word/2010/wordprocessingCanvas" xmlns:wpg="http://schemas.microsoft.com/office/word/2010/wordprocessingGroup" xmlns:w16se="http://schemas.microsoft.com/office/word/2015/wordml/symex" xmlns:w16cid="http://schemas.microsoft.com/office/word/2016/wordml/cid" xmlns:wetp="http://schemas.microsoft.com/office/webextensions/taskpanes/2010/11" xmlns:we="http://schemas.microsoft.com/office/webextensions/webextension/2010/11" xmlns:comp="http://schemas.openxmlformats.org/drawingml/2006/compatibility" xmlns:lc="http://schemas.openxmlformats.org/drawingml/2006/lockedCanvas" xmlns:dgm14="http://schemas.microsoft.com/office/drawing/2010/diagram" xmlns:a15="http://schemas.microsoft.com/office/drawing/2012/main" xmlns:pic14="http://schemas.microsoft.com/office/drawing/2010/picture" xmlns:c16ac="http://schemas.microsoft.com/office/drawing/2014/chart/ac" xmlns:a16="http://schemas.microsoft.com/office/drawing/2014/main" xmlns:a1611="http://schemas.microsoft.com/office/drawing/2016/11/main" xmlns:dgm1612="http://schemas.microsoft.com/office/drawing/2016/12/diagram" xmlns:a16svg="http://schemas.microsoft.com/office/drawing/2016/SVG/main" xmlns:adec="http://schemas.microsoft.com/office/drawing/2017/decorative" xmlns:a18hc="http://schemas.microsoft.com/office/drawing/2018/hyperlinkcolor" xmlns:wp15="http://schemas.microsoft.com/office/word/2012/wordprocessingDrawing">
+<w:document xmlns:w="http://schemas.openxmlformats.org/wordprocessingml/2006/main" xmlns:w15="http://schemas.microsoft.com/office/word/2012/wordml" xmlns:w14="http://schemas.microsoft.com/office/word/2010/wordml" xmlns:m="http://schemas.openxmlformats.org/officeDocument/2006/math" xmlns:r="http://schemas.openxmlformats.org/officeDocument/2006/relationships" xmlns:wp="http://schemas.openxmlformats.org/drawingml/2006/wordprocessingDrawing" xmlns:a="http://schemas.openxmlformats.org/drawingml/2006/main" xmlns:wp14="http://schemas.microsoft.com/office/word/2010/wordprocessingDrawing" xmlns:mc="http://schemas.openxmlformats.org/markup-compatibility/2006" xmlns:a14="http://schemas.microsoft.com/office/drawing/2010/main" xmlns:sl="http://schemas.openxmlformats.org/schemaLibrary/2006/main" xmlns:wne="http://schemas.microsoft.com/office/word/2006/wordml" xmlns:c="http://schemas.openxmlformats.org/drawingml/2006/chart" xmlns:cdr="http://schemas.openxmlformats.org/drawingml/2006/chartDrawing" xmlns:c14="http://schemas.microsoft.com/office/drawing/2007/8/2/chart" xmlns:dgm="http://schemas.openxmlformats.org/drawingml/2006/diagram" xmlns:pic="http://schemas.openxmlformats.org/drawingml/2006/picture" xmlns:xdr="http://schemas.openxmlformats.org/drawingml/2006/spreadsheetDrawing" xmlns:dsp="http://schemas.microsoft.com/office/drawing/2008/diagram" xmlns:xvml="urn:schemas-microsoft-com:office:excel" xmlns:o="urn:schemas-microsoft-com:office:office" xmlns:v="urn:schemas-microsoft-com:vml" xmlns:w10="urn:schemas-microsoft-com:office:word" xmlns:pvml="urn:schemas-microsoft-com:office:powerpoint" xmlns:cppr="http://schemas.microsoft.com/office/2006/coverPageProps" xmlns:odx="http://opendope.org/xpaths" xmlns:odc="http://opendope.org/conditions" xmlns:odq="http://opendope.org/questions" xmlns:oda="http://opendope.org/answers" xmlns:odi="http://opendope.org/components" xmlns:odgm="http://opendope.org/SmartArt/DataHierarchy" xmlns:b="http://schemas.openxmlformats.org/officeDocument/2006/bibliography" xmlns:msink="http://schemas.microsoft.com/ink/2010/main" xmlns:cdr14="http://schemas.microsoft.com/office/drawing/2010/chartDrawing" xmlns:c15="http://schemas.microsoft.com/office/drawing/2012/chart" xmlns:cs="http://schemas.microsoft.com/office/drawing/2012/chartStyle" xmlns:ns38="http://www.w3.org/1998/Math/MathML" xmlns:ns39="http://www.w3.org/2003/InkML" xmlns:a13cmd="http://schemas.microsoft.com/office/drawing/2013/main/command" xmlns:cx="http://schemas.microsoft.com/office/drawing/2014/chartex" xmlns:c16="http://schemas.microsoft.com/office/drawing/2014/chart" xmlns:dgm1611="http://schemas.microsoft.com/office/drawing/2016/11/diagram" xmlns:c173="http://schemas.microsoft.com/office/drawing/2017/03/chart" xmlns:am3d="http://schemas.microsoft.com/office/drawing/2017/model3d" xmlns:an18="http://schemas.microsoft.com/office/drawing/2018/animation" xmlns:anam3d="http://schemas.microsoft.com/office/drawing/2018/animation/model3d" xmlns:iact="http://schemas.microsoft.com/office/powerpoint/2014/inkAction" xmlns:thm15="http://schemas.microsoft.com/office/thememl/2012/main" xmlns:wps="http://schemas.microsoft.com/office/word/2010/wordprocessingShape" xmlns:wpc="http://schemas.microsoft.com/office/word/2010/wordprocessingCanvas" xmlns:wpg="http://schemas.microsoft.com/office/word/2010/wordprocessingGroup" xmlns:w16se="http://schemas.microsoft.com/office/word/2015/wordml/symex" xmlns:w16cid="http://schemas.microsoft.com/office/word/2016/wordml/cid" xmlns:wetp="http://schemas.microsoft.com/office/webextensions/taskpanes/2010/11" xmlns:we="http://schemas.microsoft.com/office/webextensions/webextension/2010/11" xmlns:comp="http://schemas.openxmlformats.org/drawingml/2006/compatibility" xmlns:lc="http://schemas.openxmlformats.org/drawingml/2006/lockedCanvas" xmlns:dgm14="http://schemas.microsoft.com/office/drawing/2010/diagram" xmlns:a15="http://schemas.microsoft.com/office/drawing/2012/main" xmlns:pic14="http://schemas.microsoft.com/office/drawing/2010/picture" xmlns:c16ac="http://schemas.microsoft.com/office/drawing/2014/chart/ac" xmlns:a16="http://schemas.microsoft.com/office/drawing/2014/main" xmlns:a1611="http://schemas.microsoft.com/office/drawing/2016/11/main" xmlns:dgm1612="http://schemas.microsoft.com/office/drawing/2016/12/diagram" xmlns:a16svg="http://schemas.microsoft.com/office/drawing/2016/SVG/main" xmlns:adec="http://schemas.microsoft.com/office/drawing/2017/decorative" xmlns:a18hc="http://schemas.microsoft.com/office/drawing/2018/hyperlinkcolor" xmlns:wp15="http://schemas.microsoft.com/office/word/2012/wordprocessingDrawing">
   <w:body>
     <w:tbl>
       <w:tblPr>
@@ -421,28 +421,28 @@
               <w:jc w:val="right"/>
             </w:pPr>
             <w:r>
-              <w:t xml:space="preserve">267</w:t>
-            </w:r>
-          </w:p>
-        </w:tc>
-        <w:tc>
-          <w:tcPr>
-            <w:tcW w:w="0" w:type="auto"/>
-            <w:tcBorders>
-              <w:top w:val="nil" w:color="000000"/>
-              <w:left w:val="nil" w:color="000000"/>
-              <w:bottom w:val="nil" w:color="000000"/>
-              <w:right w:val="nil" w:color="000000"/>
-            </w:tcBorders>
-            <w:vAlign w:val="bottom"/>
-          </w:tcPr>
-          <w:p>
-            <w:pPr>
-              <w:spacing w:after="0"/>
-              <w:jc w:val="right"/>
-            </w:pPr>
-            <w:r>
-              <w:t xml:space="preserve">365</w:t>
+              <w:t xml:space="preserve">262</w:t>
+            </w:r>
+          </w:p>
+        </w:tc>
+        <w:tc>
+          <w:tcPr>
+            <w:tcW w:w="0" w:type="auto"/>
+            <w:tcBorders>
+              <w:top w:val="nil" w:color="000000"/>
+              <w:left w:val="nil" w:color="000000"/>
+              <w:bottom w:val="nil" w:color="000000"/>
+              <w:right w:val="nil" w:color="000000"/>
+            </w:tcBorders>
+            <w:vAlign w:val="bottom"/>
+          </w:tcPr>
+          <w:p>
+            <w:pPr>
+              <w:spacing w:after="0"/>
+              <w:jc w:val="right"/>
+            </w:pPr>
+            <w:r>
+              <w:t xml:space="preserve">360</w:t>
             </w:r>
           </w:p>
         </w:tc>
@@ -484,7 +484,7 @@
               <w:jc w:val="right"/>
             </w:pPr>
             <w:r>
-              <w:t xml:space="preserve">293</w:t>
+              <w:t xml:space="preserve">289</w:t>
             </w:r>
           </w:p>
         </w:tc>
@@ -570,28 +570,28 @@
               <w:jc w:val="right"/>
             </w:pPr>
             <w:r>
-              <w:t xml:space="preserve">256</w:t>
-            </w:r>
-          </w:p>
-        </w:tc>
-        <w:tc>
-          <w:tcPr>
-            <w:tcW w:w="0" w:type="auto"/>
-            <w:tcBorders>
-              <w:top w:val="nil" w:color="000000"/>
-              <w:left w:val="nil" w:color="000000"/>
-              <w:bottom w:val="nil" w:color="000000"/>
-              <w:right w:val="nil" w:color="000000"/>
-            </w:tcBorders>
-            <w:vAlign w:val="bottom"/>
-          </w:tcPr>
-          <w:p>
-            <w:pPr>
-              <w:spacing w:after="0"/>
-              <w:jc w:val="right"/>
-            </w:pPr>
-            <w:r>
-              <w:t xml:space="preserve">361</w:t>
+              <w:t xml:space="preserve">248</w:t>
+            </w:r>
+          </w:p>
+        </w:tc>
+        <w:tc>
+          <w:tcPr>
+            <w:tcW w:w="0" w:type="auto"/>
+            <w:tcBorders>
+              <w:top w:val="nil" w:color="000000"/>
+              <w:left w:val="nil" w:color="000000"/>
+              <w:bottom w:val="nil" w:color="000000"/>
+              <w:right w:val="nil" w:color="000000"/>
+            </w:tcBorders>
+            <w:vAlign w:val="bottom"/>
+          </w:tcPr>
+          <w:p>
+            <w:pPr>
+              <w:spacing w:after="0"/>
+              <w:jc w:val="right"/>
+            </w:pPr>
+            <w:r>
+              <w:t xml:space="preserve">349</w:t>
             </w:r>
           </w:p>
         </w:tc>
@@ -633,7 +633,7 @@
               <w:jc w:val="right"/>
             </w:pPr>
             <w:r>
-              <w:t xml:space="preserve">273</w:t>
+              <w:t xml:space="preserve">271</w:t>
             </w:r>
           </w:p>
         </w:tc>
@@ -719,28 +719,28 @@
               <w:jc w:val="right"/>
             </w:pPr>
             <w:r>
-              <w:t xml:space="preserve">117</w:t>
-            </w:r>
-          </w:p>
-        </w:tc>
-        <w:tc>
-          <w:tcPr>
-            <w:tcW w:w="0" w:type="auto"/>
-            <w:tcBorders>
-              <w:top w:val="nil" w:color="000000"/>
-              <w:left w:val="nil" w:color="000000"/>
-              <w:bottom w:val="nil" w:color="000000"/>
-              <w:right w:val="nil" w:color="000000"/>
-            </w:tcBorders>
-            <w:vAlign w:val="bottom"/>
-          </w:tcPr>
-          <w:p>
-            <w:pPr>
-              <w:spacing w:after="0"/>
-              <w:jc w:val="right"/>
-            </w:pPr>
-            <w:r>
-              <w:t xml:space="preserve">135</w:t>
+              <w:t xml:space="preserve">121</w:t>
+            </w:r>
+          </w:p>
+        </w:tc>
+        <w:tc>
+          <w:tcPr>
+            <w:tcW w:w="0" w:type="auto"/>
+            <w:tcBorders>
+              <w:top w:val="nil" w:color="000000"/>
+              <w:left w:val="nil" w:color="000000"/>
+              <w:bottom w:val="nil" w:color="000000"/>
+              <w:right w:val="nil" w:color="000000"/>
+            </w:tcBorders>
+            <w:vAlign w:val="bottom"/>
+          </w:tcPr>
+          <w:p>
+            <w:pPr>
+              <w:spacing w:after="0"/>
+              <w:jc w:val="right"/>
+            </w:pPr>
+            <w:r>
+              <w:t xml:space="preserve">133</w:t>
             </w:r>
           </w:p>
         </w:tc>
@@ -782,7 +782,7 @@
               <w:jc w:val="right"/>
             </w:pPr>
             <w:r>
-              <w:t xml:space="preserve">123</w:t>
+              <w:t xml:space="preserve">125</w:t>
             </w:r>
           </w:p>
         </w:tc>
@@ -868,7 +868,7 @@
               <w:jc w:val="right"/>
             </w:pPr>
             <w:r>
-              <w:t xml:space="preserve">60</w:t>
+              <w:t xml:space="preserve">0</w:t>
             </w:r>
           </w:p>
         </w:tc>
@@ -931,7 +931,7 @@
               <w:jc w:val="right"/>
             </w:pPr>
             <w:r>
-              <w:t xml:space="preserve">46</w:t>
+              <w:t xml:space="preserve">0</w:t>
             </w:r>
           </w:p>
         </w:tc>
@@ -1166,28 +1166,28 @@
               <w:jc w:val="right"/>
             </w:pPr>
             <w:r>
-              <w:t xml:space="preserve">198</w:t>
-            </w:r>
-          </w:p>
-        </w:tc>
-        <w:tc>
-          <w:tcPr>
-            <w:tcW w:w="0" w:type="auto"/>
-            <w:tcBorders>
-              <w:top w:val="nil" w:color="000000"/>
-              <w:left w:val="nil" w:color="000000"/>
-              <w:bottom w:val="nil" w:color="000000"/>
-              <w:right w:val="nil" w:color="000000"/>
-            </w:tcBorders>
-            <w:vAlign w:val="bottom"/>
-          </w:tcPr>
-          <w:p>
-            <w:pPr>
-              <w:spacing w:after="0"/>
-              <w:jc w:val="right"/>
-            </w:pPr>
-            <w:r>
-              <w:t xml:space="preserve">42</w:t>
+              <w:t xml:space="preserve">203</w:t>
+            </w:r>
+          </w:p>
+        </w:tc>
+        <w:tc>
+          <w:tcPr>
+            <w:tcW w:w="0" w:type="auto"/>
+            <w:tcBorders>
+              <w:top w:val="nil" w:color="000000"/>
+              <w:left w:val="nil" w:color="000000"/>
+              <w:bottom w:val="nil" w:color="000000"/>
+              <w:right w:val="nil" w:color="000000"/>
+            </w:tcBorders>
+            <w:vAlign w:val="bottom"/>
+          </w:tcPr>
+          <w:p>
+            <w:pPr>
+              <w:spacing w:after="0"/>
+              <w:jc w:val="right"/>
+            </w:pPr>
+            <w:r>
+              <w:t xml:space="preserve">41</w:t>
             </w:r>
           </w:p>
         </w:tc>
@@ -1229,7 +1229,7 @@
               <w:jc w:val="right"/>
             </w:pPr>
             <w:r>
-              <w:t xml:space="preserve">363</w:t>
+              <w:t xml:space="preserve">367</w:t>
             </w:r>
           </w:p>
         </w:tc>
@@ -1455,7 +1455,7 @@
               <w:jc w:val="right"/>
             </w:pPr>
             <w:r>
-              <w:t xml:space="preserve">0.15</w:t>
+              <w:t xml:space="preserve">0.17</w:t>
             </w:r>
           </w:p>
         </w:tc>
@@ -1497,7 +1497,7 @@
               <w:jc w:val="right"/>
             </w:pPr>
             <w:r>
-              <w:t xml:space="preserve">0.12</w:t>
+              <w:t xml:space="preserve">0.13</w:t>
             </w:r>
           </w:p>
         </w:tc>
@@ -1583,6 +1583,27 @@
               <w:jc w:val="right"/>
             </w:pPr>
             <w:r>
+              <w:t xml:space="preserve">0.13</w:t>
+            </w:r>
+          </w:p>
+        </w:tc>
+        <w:tc>
+          <w:tcPr>
+            <w:tcW w:w="0" w:type="auto"/>
+            <w:tcBorders>
+              <w:top w:val="nil" w:color="000000"/>
+              <w:left w:val="nil" w:color="000000"/>
+              <w:bottom w:val="nil" w:color="000000"/>
+              <w:right w:val="nil" w:color="000000"/>
+            </w:tcBorders>
+            <w:vAlign w:val="bottom"/>
+          </w:tcPr>
+          <w:p>
+            <w:pPr>
+              <w:spacing w:after="0"/>
+              <w:jc w:val="right"/>
+            </w:pPr>
+            <w:r>
               <w:t xml:space="preserve">0.14</w:t>
             </w:r>
           </w:p>
@@ -1604,27 +1625,6 @@
               <w:jc w:val="right"/>
             </w:pPr>
             <w:r>
-              <w:t xml:space="preserve">0.14</w:t>
-            </w:r>
-          </w:p>
-        </w:tc>
-        <w:tc>
-          <w:tcPr>
-            <w:tcW w:w="0" w:type="auto"/>
-            <w:tcBorders>
-              <w:top w:val="nil" w:color="000000"/>
-              <w:left w:val="nil" w:color="000000"/>
-              <w:bottom w:val="nil" w:color="000000"/>
-              <w:right w:val="nil" w:color="000000"/>
-            </w:tcBorders>
-            <w:vAlign w:val="bottom"/>
-          </w:tcPr>
-          <w:p>
-            <w:pPr>
-              <w:spacing w:after="0"/>
-              <w:jc w:val="right"/>
-            </w:pPr>
-            <w:r>
               <w:t xml:space="preserve">0.12</w:t>
             </w:r>
           </w:p>
@@ -1646,7 +1646,7 @@
               <w:jc w:val="right"/>
             </w:pPr>
             <w:r>
-              <w:t xml:space="preserve">0.11</w:t>
+              <w:t xml:space="preserve">0.12</w:t>
             </w:r>
           </w:p>
         </w:tc>
@@ -1753,7 +1753,7 @@
               <w:jc w:val="right"/>
             </w:pPr>
             <w:r>
-              <w:t xml:space="preserve">0.10</w:t>
+              <w:t xml:space="preserve">0.16</w:t>
             </w:r>
           </w:p>
         </w:tc>
@@ -1795,7 +1795,7 @@
               <w:jc w:val="right"/>
             </w:pPr>
             <w:r>
-              <w:t xml:space="preserve">0.08</w:t>
+              <w:t xml:space="preserve">0.09</w:t>
             </w:r>
           </w:p>
         </w:tc>
@@ -2051,7 +2051,7 @@
               <w:jc w:val="right"/>
             </w:pPr>
             <w:r>
-              <w:t xml:space="preserve">0.50</w:t>
+              <w:t xml:space="preserve">1.00</w:t>
             </w:r>
           </w:p>
         </w:tc>
@@ -2093,7 +2093,7 @@
               <w:jc w:val="right"/>
             </w:pPr>
             <w:r>
-              <w:t xml:space="preserve">0.57</w:t>
+              <w:t xml:space="preserve">1.00</w:t>
             </w:r>
           </w:p>
         </w:tc>
@@ -2179,7 +2179,7 @@
               <w:jc w:val="right"/>
             </w:pPr>
             <w:r>
-              <w:t xml:space="preserve">198</w:t>
+              <w:t xml:space="preserve">200</w:t>
             </w:r>
           </w:p>
         </w:tc>
@@ -2242,7 +2242,7 @@
               <w:jc w:val="right"/>
             </w:pPr>
             <w:r>
-              <w:t xml:space="preserve">362</w:t>
+              <w:t xml:space="preserve">364</w:t>
             </w:r>
           </w:p>
         </w:tc>
@@ -2447,28 +2447,28 @@
               <w:jc w:val="right"/>
             </w:pPr>
             <w:r>
-              <w:t xml:space="preserve">2,484</w:t>
-            </w:r>
-          </w:p>
-        </w:tc>
-        <w:tc>
-          <w:tcPr>
-            <w:tcW w:w="0" w:type="auto"/>
-            <w:tcBorders>
-              <w:top w:val="nil" w:color="000000"/>
-              <w:left w:val="nil" w:color="000000"/>
-              <w:bottom w:val="nil" w:color="000000"/>
-              <w:right w:val="nil" w:color="000000"/>
-            </w:tcBorders>
-            <w:vAlign w:val="bottom"/>
-          </w:tcPr>
-          <w:p>
-            <w:pPr>
-              <w:spacing w:after="0"/>
-              <w:jc w:val="right"/>
-            </w:pPr>
-            <w:r>
-              <w:t xml:space="preserve">3,152</w:t>
+              <w:t xml:space="preserve">2,491</w:t>
+            </w:r>
+          </w:p>
+        </w:tc>
+        <w:tc>
+          <w:tcPr>
+            <w:tcW w:w="0" w:type="auto"/>
+            <w:tcBorders>
+              <w:top w:val="nil" w:color="000000"/>
+              <w:left w:val="nil" w:color="000000"/>
+              <w:bottom w:val="nil" w:color="000000"/>
+              <w:right w:val="nil" w:color="000000"/>
+            </w:tcBorders>
+            <w:vAlign w:val="bottom"/>
+          </w:tcPr>
+          <w:p>
+            <w:pPr>
+              <w:spacing w:after="0"/>
+              <w:jc w:val="right"/>
+            </w:pPr>
+            <w:r>
+              <w:t xml:space="preserve">3,159</w:t>
             </w:r>
           </w:p>
         </w:tc>
@@ -2510,7 +2510,7 @@
               <w:jc w:val="right"/>
             </w:pPr>
             <w:r>
-              <w:t xml:space="preserve">2,751</w:t>
+              <w:t xml:space="preserve">2,753</w:t>
             </w:r>
           </w:p>
         </w:tc>
@@ -2617,7 +2617,7 @@
               <w:jc w:val="right"/>
             </w:pPr>
             <w:r>
-              <w:t xml:space="preserve">2,678</w:t>
+              <w:t xml:space="preserve">2,713</w:t>
             </w:r>
           </w:p>
         </w:tc>
@@ -2659,7 +2659,7 @@
               <w:jc w:val="right"/>
             </w:pPr>
             <w:r>
-              <w:t xml:space="preserve">2,467</w:t>
+              <w:t xml:space="preserve">2,464</w:t>
             </w:r>
           </w:p>
         </w:tc>
@@ -2745,28 +2745,28 @@
               <w:jc w:val="right"/>
             </w:pPr>
             <w:r>
-              <w:t xml:space="preserve">1,168</w:t>
-            </w:r>
-          </w:p>
-        </w:tc>
-        <w:tc>
-          <w:tcPr>
-            <w:tcW w:w="0" w:type="auto"/>
-            <w:tcBorders>
-              <w:top w:val="nil" w:color="000000"/>
-              <w:left w:val="nil" w:color="000000"/>
-              <w:bottom w:val="nil" w:color="000000"/>
-              <w:right w:val="nil" w:color="000000"/>
-            </w:tcBorders>
-            <w:vAlign w:val="bottom"/>
-          </w:tcPr>
-          <w:p>
-            <w:pPr>
-              <w:spacing w:after="0"/>
-              <w:jc w:val="right"/>
-            </w:pPr>
-            <w:r>
-              <w:t xml:space="preserve">1,829</w:t>
+              <w:t xml:space="preserve">1,159</w:t>
+            </w:r>
+          </w:p>
+        </w:tc>
+        <w:tc>
+          <w:tcPr>
+            <w:tcW w:w="0" w:type="auto"/>
+            <w:tcBorders>
+              <w:top w:val="nil" w:color="000000"/>
+              <w:left w:val="nil" w:color="000000"/>
+              <w:bottom w:val="nil" w:color="000000"/>
+              <w:right w:val="nil" w:color="000000"/>
+            </w:tcBorders>
+            <w:vAlign w:val="bottom"/>
+          </w:tcPr>
+          <w:p>
+            <w:pPr>
+              <w:spacing w:after="0"/>
+              <w:jc w:val="right"/>
+            </w:pPr>
+            <w:r>
+              <w:t xml:space="preserve">1,851</w:t>
             </w:r>
           </w:p>
         </w:tc>
@@ -2808,7 +2808,7 @@
               <w:jc w:val="right"/>
             </w:pPr>
             <w:r>
-              <w:t xml:space="preserve">1,386</w:t>
+              <w:t xml:space="preserve">1,382</w:t>
             </w:r>
           </w:p>
         </w:tc>
@@ -3192,28 +3192,28 @@
               <w:jc w:val="right"/>
             </w:pPr>
             <w:r>
-              <w:t xml:space="preserve">198</w:t>
-            </w:r>
-          </w:p>
-        </w:tc>
-        <w:tc>
-          <w:tcPr>
-            <w:tcW w:w="0" w:type="auto"/>
-            <w:tcBorders>
-              <w:top w:val="nil" w:color="000000"/>
-              <w:left w:val="nil" w:color="000000"/>
-              <w:bottom w:val="nil" w:color="000000"/>
-              <w:right w:val="nil" w:color="000000"/>
-            </w:tcBorders>
-            <w:vAlign w:val="bottom"/>
-          </w:tcPr>
-          <w:p>
-            <w:pPr>
-              <w:spacing w:after="0"/>
-              <w:jc w:val="right"/>
-            </w:pPr>
-            <w:r>
-              <w:t xml:space="preserve">42</w:t>
+              <w:t xml:space="preserve">200</w:t>
+            </w:r>
+          </w:p>
+        </w:tc>
+        <w:tc>
+          <w:tcPr>
+            <w:tcW w:w="0" w:type="auto"/>
+            <w:tcBorders>
+              <w:top w:val="nil" w:color="000000"/>
+              <w:left w:val="nil" w:color="000000"/>
+              <w:bottom w:val="nil" w:color="000000"/>
+              <w:right w:val="nil" w:color="000000"/>
+            </w:tcBorders>
+            <w:vAlign w:val="bottom"/>
+          </w:tcPr>
+          <w:p>
+            <w:pPr>
+              <w:spacing w:after="0"/>
+              <w:jc w:val="right"/>
+            </w:pPr>
+            <w:r>
+              <w:t xml:space="preserve">41</w:t>
             </w:r>
           </w:p>
         </w:tc>
@@ -3255,7 +3255,7 @@
               <w:jc w:val="right"/>
             </w:pPr>
             <w:r>
-              <w:t xml:space="preserve">363</w:t>
+              <w:t xml:space="preserve">364</w:t>
             </w:r>
           </w:p>
         </w:tc>
@@ -3418,70 +3418,70 @@
               <w:jc w:val="right"/>
             </w:pPr>
             <w:r>
-              <w:t xml:space="preserve">4.31</w:t>
-            </w:r>
-          </w:p>
-        </w:tc>
-        <w:tc>
-          <w:tcPr>
-            <w:tcW w:w="0" w:type="auto"/>
-            <w:tcBorders>
-              <w:top w:val="nil" w:color="000000"/>
-              <w:left w:val="nil" w:color="000000"/>
-              <w:bottom w:val="nil" w:color="000000"/>
-              <w:right w:val="nil" w:color="000000"/>
-            </w:tcBorders>
-            <w:vAlign w:val="bottom"/>
-          </w:tcPr>
-          <w:p>
-            <w:pPr>
-              <w:spacing w:after="0"/>
-              <w:jc w:val="right"/>
-            </w:pPr>
-            <w:r>
-              <w:t xml:space="preserve">3.86</w:t>
-            </w:r>
-          </w:p>
-        </w:tc>
-        <w:tc>
-          <w:tcPr>
-            <w:tcW w:w="0" w:type="auto"/>
-            <w:tcBorders>
-              <w:top w:val="nil" w:color="000000"/>
-              <w:left w:val="nil" w:color="000000"/>
-              <w:bottom w:val="nil" w:color="000000"/>
-              <w:right w:val="nil" w:color="000000"/>
-            </w:tcBorders>
-            <w:vAlign w:val="bottom"/>
-          </w:tcPr>
-          <w:p>
-            <w:pPr>
-              <w:spacing w:after="0"/>
-              <w:jc w:val="right"/>
-            </w:pPr>
-            <w:r>
-              <w:t xml:space="preserve">3.57</w:t>
-            </w:r>
-          </w:p>
-        </w:tc>
-        <w:tc>
-          <w:tcPr>
-            <w:tcW w:w="0" w:type="auto"/>
-            <w:tcBorders>
-              <w:top w:val="nil" w:color="000000"/>
-              <w:left w:val="nil" w:color="000000"/>
-              <w:bottom w:val="nil" w:color="000000"/>
-              <w:right w:val="nil" w:color="000000"/>
-            </w:tcBorders>
-            <w:vAlign w:val="bottom"/>
-          </w:tcPr>
-          <w:p>
-            <w:pPr>
-              <w:spacing w:after="0"/>
-              <w:jc w:val="right"/>
-            </w:pPr>
-            <w:r>
-              <w:t xml:space="preserve">3.14</w:t>
+              <w:t xml:space="preserve">3.31</w:t>
+            </w:r>
+          </w:p>
+        </w:tc>
+        <w:tc>
+          <w:tcPr>
+            <w:tcW w:w="0" w:type="auto"/>
+            <w:tcBorders>
+              <w:top w:val="nil" w:color="000000"/>
+              <w:left w:val="nil" w:color="000000"/>
+              <w:bottom w:val="nil" w:color="000000"/>
+              <w:right w:val="nil" w:color="000000"/>
+            </w:tcBorders>
+            <w:vAlign w:val="bottom"/>
+          </w:tcPr>
+          <w:p>
+            <w:pPr>
+              <w:spacing w:after="0"/>
+              <w:jc w:val="right"/>
+            </w:pPr>
+            <w:r>
+              <w:t xml:space="preserve">3.90</w:t>
+            </w:r>
+          </w:p>
+        </w:tc>
+        <w:tc>
+          <w:tcPr>
+            <w:tcW w:w="0" w:type="auto"/>
+            <w:tcBorders>
+              <w:top w:val="nil" w:color="000000"/>
+              <w:left w:val="nil" w:color="000000"/>
+              <w:bottom w:val="nil" w:color="000000"/>
+              <w:right w:val="nil" w:color="000000"/>
+            </w:tcBorders>
+            <w:vAlign w:val="bottom"/>
+          </w:tcPr>
+          <w:p>
+            <w:pPr>
+              <w:spacing w:after="0"/>
+              <w:jc w:val="right"/>
+            </w:pPr>
+            <w:r>
+              <w:t xml:space="preserve">3.55</w:t>
+            </w:r>
+          </w:p>
+        </w:tc>
+        <w:tc>
+          <w:tcPr>
+            <w:tcW w:w="0" w:type="auto"/>
+            <w:tcBorders>
+              <w:top w:val="nil" w:color="000000"/>
+              <w:left w:val="nil" w:color="000000"/>
+              <w:bottom w:val="nil" w:color="000000"/>
+              <w:right w:val="nil" w:color="000000"/>
+            </w:tcBorders>
+            <w:vAlign w:val="bottom"/>
+          </w:tcPr>
+          <w:p>
+            <w:pPr>
+              <w:spacing w:after="0"/>
+              <w:jc w:val="right"/>
+            </w:pPr>
+            <w:r>
+              <w:t xml:space="preserve">3.16</w:t>
             </w:r>
           </w:p>
         </w:tc>
@@ -3523,7 +3523,7 @@
               <w:jc w:val="right"/>
             </w:pPr>
             <w:r>
-              <w:t xml:space="preserve">3.61</w:t>
+              <w:t xml:space="preserve">3.59</w:t>
             </w:r>
           </w:p>
         </w:tc>
@@ -3567,28 +3567,28 @@
               <w:jc w:val="right"/>
             </w:pPr>
             <w:r>
-              <w:t xml:space="preserve">3.96</w:t>
-            </w:r>
-          </w:p>
-        </w:tc>
-        <w:tc>
-          <w:tcPr>
-            <w:tcW w:w="0" w:type="auto"/>
-            <w:tcBorders>
-              <w:top w:val="nil" w:color="000000"/>
-              <w:left w:val="nil" w:color="000000"/>
-              <w:bottom w:val="nil" w:color="000000"/>
-              <w:right w:val="nil" w:color="000000"/>
-            </w:tcBorders>
-            <w:vAlign w:val="bottom"/>
-          </w:tcPr>
-          <w:p>
-            <w:pPr>
-              <w:spacing w:after="0"/>
-              <w:jc w:val="right"/>
-            </w:pPr>
-            <w:r>
-              <w:t xml:space="preserve">3.59</w:t>
+              <w:t xml:space="preserve">1.89</w:t>
+            </w:r>
+          </w:p>
+        </w:tc>
+        <w:tc>
+          <w:tcPr>
+            <w:tcW w:w="0" w:type="auto"/>
+            <w:tcBorders>
+              <w:top w:val="nil" w:color="000000"/>
+              <w:left w:val="nil" w:color="000000"/>
+              <w:bottom w:val="nil" w:color="000000"/>
+              <w:right w:val="nil" w:color="000000"/>
+            </w:tcBorders>
+            <w:vAlign w:val="bottom"/>
+          </w:tcPr>
+          <w:p>
+            <w:pPr>
+              <w:spacing w:after="0"/>
+              <w:jc w:val="right"/>
+            </w:pPr>
+            <w:r>
+              <w:t xml:space="preserve">3.60</w:t>
             </w:r>
           </w:p>
         </w:tc>
@@ -3667,7 +3667,7 @@
               <w:jc w:val="right"/>
             </w:pPr>
             <w:r>
-              <w:t xml:space="preserve">3.30</w:t>
+              <w:t xml:space="preserve">3.41</w:t>
             </w:r>
           </w:p>
         </w:tc>
@@ -3711,70 +3711,70 @@
               <w:jc w:val="right"/>
             </w:pPr>
             <w:r>
-              <w:t xml:space="preserve">2.52</w:t>
-            </w:r>
-          </w:p>
-        </w:tc>
-        <w:tc>
-          <w:tcPr>
-            <w:tcW w:w="0" w:type="auto"/>
-            <w:tcBorders>
-              <w:top w:val="nil" w:color="000000"/>
-              <w:left w:val="nil" w:color="000000"/>
-              <w:bottom w:val="nil" w:color="000000"/>
-              <w:right w:val="nil" w:color="000000"/>
-            </w:tcBorders>
-            <w:vAlign w:val="bottom"/>
-          </w:tcPr>
-          <w:p>
-            <w:pPr>
-              <w:spacing w:after="0"/>
-              <w:jc w:val="right"/>
-            </w:pPr>
-            <w:r>
-              <w:t xml:space="preserve">1.27</w:t>
-            </w:r>
-          </w:p>
-        </w:tc>
-        <w:tc>
-          <w:tcPr>
-            <w:tcW w:w="0" w:type="auto"/>
-            <w:tcBorders>
-              <w:top w:val="nil" w:color="000000"/>
-              <w:left w:val="nil" w:color="000000"/>
-              <w:bottom w:val="nil" w:color="000000"/>
-              <w:right w:val="nil" w:color="000000"/>
-            </w:tcBorders>
-            <w:vAlign w:val="bottom"/>
-          </w:tcPr>
-          <w:p>
-            <w:pPr>
-              <w:spacing w:after="0"/>
-              <w:jc w:val="right"/>
-            </w:pPr>
-            <w:r>
-              <w:t xml:space="preserve">0.99</w:t>
-            </w:r>
-          </w:p>
-        </w:tc>
-        <w:tc>
-          <w:tcPr>
-            <w:tcW w:w="0" w:type="auto"/>
-            <w:tcBorders>
-              <w:top w:val="nil" w:color="000000"/>
-              <w:left w:val="nil" w:color="000000"/>
-              <w:bottom w:val="nil" w:color="000000"/>
-              <w:right w:val="nil" w:color="000000"/>
-            </w:tcBorders>
-            <w:vAlign w:val="bottom"/>
-          </w:tcPr>
-          <w:p>
-            <w:pPr>
-              <w:spacing w:after="0"/>
-              <w:jc w:val="right"/>
-            </w:pPr>
-            <w:r>
-              <w:t xml:space="preserve">0.50</w:t>
+              <w:t xml:space="preserve">2.20</w:t>
+            </w:r>
+          </w:p>
+        </w:tc>
+        <w:tc>
+          <w:tcPr>
+            <w:tcW w:w="0" w:type="auto"/>
+            <w:tcBorders>
+              <w:top w:val="nil" w:color="000000"/>
+              <w:left w:val="nil" w:color="000000"/>
+              <w:bottom w:val="nil" w:color="000000"/>
+              <w:right w:val="nil" w:color="000000"/>
+            </w:tcBorders>
+            <w:vAlign w:val="bottom"/>
+          </w:tcPr>
+          <w:p>
+            <w:pPr>
+              <w:spacing w:after="0"/>
+              <w:jc w:val="right"/>
+            </w:pPr>
+            <w:r>
+              <w:t xml:space="preserve">1.29</w:t>
+            </w:r>
+          </w:p>
+        </w:tc>
+        <w:tc>
+          <w:tcPr>
+            <w:tcW w:w="0" w:type="auto"/>
+            <w:tcBorders>
+              <w:top w:val="nil" w:color="000000"/>
+              <w:left w:val="nil" w:color="000000"/>
+              <w:bottom w:val="nil" w:color="000000"/>
+              <w:right w:val="nil" w:color="000000"/>
+            </w:tcBorders>
+            <w:vAlign w:val="bottom"/>
+          </w:tcPr>
+          <w:p>
+            <w:pPr>
+              <w:spacing w:after="0"/>
+              <w:jc w:val="right"/>
+            </w:pPr>
+            <w:r>
+              <w:t xml:space="preserve">0.91</w:t>
+            </w:r>
+          </w:p>
+        </w:tc>
+        <w:tc>
+          <w:tcPr>
+            <w:tcW w:w="0" w:type="auto"/>
+            <w:tcBorders>
+              <w:top w:val="nil" w:color="000000"/>
+              <w:left w:val="nil" w:color="000000"/>
+              <w:bottom w:val="nil" w:color="000000"/>
+              <w:right w:val="nil" w:color="000000"/>
+            </w:tcBorders>
+            <w:vAlign w:val="bottom"/>
+          </w:tcPr>
+          <w:p>
+            <w:pPr>
+              <w:spacing w:after="0"/>
+              <w:jc w:val="right"/>
+            </w:pPr>
+            <w:r>
+              <w:t xml:space="preserve">0.48</w:t>
             </w:r>
           </w:p>
         </w:tc>
@@ -3816,7 +3816,7 @@
               <w:jc w:val="right"/>
             </w:pPr>
             <w:r>
-              <w:t xml:space="preserve">1.08</w:t>
+              <w:t xml:space="preserve">1.03</w:t>
             </w:r>
           </w:p>
         </w:tc>
@@ -4051,7 +4051,7 @@
               <w:jc w:val="right"/>
             </w:pPr>
             <w:r>
-              <w:t xml:space="preserve">9.10</w:t>
+              <w:t xml:space="preserve">7.12</w:t>
             </w:r>
           </w:p>
         </w:tc>
@@ -4114,7 +4114,7 @@
               <w:jc w:val="right"/>
             </w:pPr>
             <w:r>
-              <w:t xml:space="preserve">9.10</w:t>
+              <w:t xml:space="preserve">7.36</w:t>
             </w:r>
           </w:p>
         </w:tc>
@@ -4283,7 +4283,7 @@
 </file>
 
 <file path=word/styles.xml><?xml version="1.0" encoding="utf-8"?>
-<w:styles xmlns:w="http://schemas.openxmlformats.org/wordprocessingml/2006/main" xmlns:m="http://schemas.openxmlformats.org/officeDocument/2006/math" xmlns:w14="http://schemas.microsoft.com/office/word/2010/wordml" xmlns:r="http://schemas.openxmlformats.org/officeDocument/2006/relationships" xmlns:wp="http://schemas.openxmlformats.org/drawingml/2006/wordprocessingDrawing" xmlns:a="http://schemas.openxmlformats.org/drawingml/2006/main" xmlns:wp14="http://schemas.microsoft.com/office/word/2010/wordprocessingDrawing" xmlns:w15="http://schemas.microsoft.com/office/word/2012/wordml" xmlns:mc="http://schemas.openxmlformats.org/markup-compatibility/2006" xmlns:a14="http://schemas.microsoft.com/office/drawing/2010/main" xmlns:sl="http://schemas.openxmlformats.org/schemaLibrary/2006/main" xmlns:wne="http://schemas.microsoft.com/office/word/2006/wordml" xmlns:c="http://schemas.openxmlformats.org/drawingml/2006/chart" xmlns:cdr="http://schemas.openxmlformats.org/drawingml/2006/chartDrawing" xmlns:c14="http://schemas.microsoft.com/office/drawing/2007/8/2/chart" xmlns:dgm="http://schemas.openxmlformats.org/drawingml/2006/diagram" xmlns:pic="http://schemas.openxmlformats.org/drawingml/2006/picture" xmlns:xdr="http://schemas.openxmlformats.org/drawingml/2006/spreadsheetDrawing" xmlns:dsp="http://schemas.microsoft.com/office/drawing/2008/diagram" xmlns:xvml="urn:schemas-microsoft-com:office:excel" xmlns:o="urn:schemas-microsoft-com:office:office" xmlns:v="urn:schemas-microsoft-com:vml" xmlns:w10="urn:schemas-microsoft-com:office:word" xmlns:pvml="urn:schemas-microsoft-com:office:powerpoint" xmlns:cppr="http://schemas.microsoft.com/office/2006/coverPageProps" xmlns:odx="http://opendope.org/xpaths" xmlns:odc="http://opendope.org/conditions" xmlns:odq="http://opendope.org/questions" xmlns:oda="http://opendope.org/answers" xmlns:odi="http://opendope.org/components" xmlns:odgm="http://opendope.org/SmartArt/DataHierarchy" xmlns:b="http://schemas.openxmlformats.org/officeDocument/2006/bibliography" xmlns:msink="http://schemas.microsoft.com/ink/2010/main" xmlns:cdr14="http://schemas.microsoft.com/office/drawing/2010/chartDrawing" xmlns:c15="http://schemas.microsoft.com/office/drawing/2012/chart" xmlns:cs="http://schemas.microsoft.com/office/drawing/2012/chartStyle" xmlns:ns38="http://www.w3.org/1998/Math/MathML" xmlns:ns39="http://www.w3.org/2003/InkML" xmlns:a13cmd="http://schemas.microsoft.com/office/drawing/2013/main/command" xmlns:cx="http://schemas.microsoft.com/office/drawing/2014/chartex" xmlns:c16="http://schemas.microsoft.com/office/drawing/2014/chart" xmlns:dgm1611="http://schemas.microsoft.com/office/drawing/2016/11/diagram" xmlns:c173="http://schemas.microsoft.com/office/drawing/2017/03/chart" xmlns:am3d="http://schemas.microsoft.com/office/drawing/2017/model3d" xmlns:an18="http://schemas.microsoft.com/office/drawing/2018/animation" xmlns:anam3d="http://schemas.microsoft.com/office/drawing/2018/animation/model3d" xmlns:iact="http://schemas.microsoft.com/office/powerpoint/2014/inkAction" xmlns:thm15="http://schemas.microsoft.com/office/thememl/2012/main" xmlns:wps="http://schemas.microsoft.com/office/word/2010/wordprocessingShape" xmlns:wpc="http://schemas.microsoft.com/office/word/2010/wordprocessingCanvas" xmlns:wpg="http://schemas.microsoft.com/office/word/2010/wordprocessingGroup" xmlns:w16se="http://schemas.microsoft.com/office/word/2015/wordml/symex" xmlns:w16cid="http://schemas.microsoft.com/office/word/2016/wordml/cid" xmlns:wetp="http://schemas.microsoft.com/office/webextensions/taskpanes/2010/11" xmlns:we="http://schemas.microsoft.com/office/webextensions/webextension/2010/11" xmlns:comp="http://schemas.openxmlformats.org/drawingml/2006/compatibility" xmlns:lc="http://schemas.openxmlformats.org/drawingml/2006/lockedCanvas" xmlns:dgm14="http://schemas.microsoft.com/office/drawing/2010/diagram" xmlns:a15="http://schemas.microsoft.com/office/drawing/2012/main" xmlns:pic14="http://schemas.microsoft.com/office/drawing/2010/picture" xmlns:c16ac="http://schemas.microsoft.com/office/drawing/2014/chart/ac" xmlns:a16="http://schemas.microsoft.com/office/drawing/2014/main" xmlns:a1611="http://schemas.microsoft.com/office/drawing/2016/11/main" xmlns:dgm1612="http://schemas.microsoft.com/office/drawing/2016/12/diagram" xmlns:a16svg="http://schemas.microsoft.com/office/drawing/2016/SVG/main" xmlns:adec="http://schemas.microsoft.com/office/drawing/2017/decorative" xmlns:a18hc="http://schemas.microsoft.com/office/drawing/2018/hyperlinkcolor" xmlns:wp15="http://schemas.microsoft.com/office/word/2012/wordprocessingDrawing">
+<w:styles xmlns:w="http://schemas.openxmlformats.org/wordprocessingml/2006/main" xmlns:w15="http://schemas.microsoft.com/office/word/2012/wordml" xmlns:w14="http://schemas.microsoft.com/office/word/2010/wordml" xmlns:m="http://schemas.openxmlformats.org/officeDocument/2006/math" xmlns:r="http://schemas.openxmlformats.org/officeDocument/2006/relationships" xmlns:wp="http://schemas.openxmlformats.org/drawingml/2006/wordprocessingDrawing" xmlns:a="http://schemas.openxmlformats.org/drawingml/2006/main" xmlns:wp14="http://schemas.microsoft.com/office/word/2010/wordprocessingDrawing" xmlns:mc="http://schemas.openxmlformats.org/markup-compatibility/2006" xmlns:a14="http://schemas.microsoft.com/office/drawing/2010/main" xmlns:sl="http://schemas.openxmlformats.org/schemaLibrary/2006/main" xmlns:wne="http://schemas.microsoft.com/office/word/2006/wordml" xmlns:c="http://schemas.openxmlformats.org/drawingml/2006/chart" xmlns:cdr="http://schemas.openxmlformats.org/drawingml/2006/chartDrawing" xmlns:c14="http://schemas.microsoft.com/office/drawing/2007/8/2/chart" xmlns:dgm="http://schemas.openxmlformats.org/drawingml/2006/diagram" xmlns:pic="http://schemas.openxmlformats.org/drawingml/2006/picture" xmlns:xdr="http://schemas.openxmlformats.org/drawingml/2006/spreadsheetDrawing" xmlns:dsp="http://schemas.microsoft.com/office/drawing/2008/diagram" xmlns:xvml="urn:schemas-microsoft-com:office:excel" xmlns:o="urn:schemas-microsoft-com:office:office" xmlns:v="urn:schemas-microsoft-com:vml" xmlns:w10="urn:schemas-microsoft-com:office:word" xmlns:pvml="urn:schemas-microsoft-com:office:powerpoint" xmlns:cppr="http://schemas.microsoft.com/office/2006/coverPageProps" xmlns:odx="http://opendope.org/xpaths" xmlns:odc="http://opendope.org/conditions" xmlns:odq="http://opendope.org/questions" xmlns:oda="http://opendope.org/answers" xmlns:odi="http://opendope.org/components" xmlns:odgm="http://opendope.org/SmartArt/DataHierarchy" xmlns:b="http://schemas.openxmlformats.org/officeDocument/2006/bibliography" xmlns:msink="http://schemas.microsoft.com/ink/2010/main" xmlns:cdr14="http://schemas.microsoft.com/office/drawing/2010/chartDrawing" xmlns:c15="http://schemas.microsoft.com/office/drawing/2012/chart" xmlns:cs="http://schemas.microsoft.com/office/drawing/2012/chartStyle" xmlns:ns38="http://www.w3.org/1998/Math/MathML" xmlns:ns39="http://www.w3.org/2003/InkML" xmlns:a13cmd="http://schemas.microsoft.com/office/drawing/2013/main/command" xmlns:cx="http://schemas.microsoft.com/office/drawing/2014/chartex" xmlns:c16="http://schemas.microsoft.com/office/drawing/2014/chart" xmlns:dgm1611="http://schemas.microsoft.com/office/drawing/2016/11/diagram" xmlns:c173="http://schemas.microsoft.com/office/drawing/2017/03/chart" xmlns:am3d="http://schemas.microsoft.com/office/drawing/2017/model3d" xmlns:an18="http://schemas.microsoft.com/office/drawing/2018/animation" xmlns:anam3d="http://schemas.microsoft.com/office/drawing/2018/animation/model3d" xmlns:iact="http://schemas.microsoft.com/office/powerpoint/2014/inkAction" xmlns:thm15="http://schemas.microsoft.com/office/thememl/2012/main" xmlns:wps="http://schemas.microsoft.com/office/word/2010/wordprocessingShape" xmlns:wpc="http://schemas.microsoft.com/office/word/2010/wordprocessingCanvas" xmlns:wpg="http://schemas.microsoft.com/office/word/2010/wordprocessingGroup" xmlns:w16se="http://schemas.microsoft.com/office/word/2015/wordml/symex" xmlns:w16cid="http://schemas.microsoft.com/office/word/2016/wordml/cid" xmlns:wetp="http://schemas.microsoft.com/office/webextensions/taskpanes/2010/11" xmlns:we="http://schemas.microsoft.com/office/webextensions/webextension/2010/11" xmlns:comp="http://schemas.openxmlformats.org/drawingml/2006/compatibility" xmlns:lc="http://schemas.openxmlformats.org/drawingml/2006/lockedCanvas" xmlns:dgm14="http://schemas.microsoft.com/office/drawing/2010/diagram" xmlns:a15="http://schemas.microsoft.com/office/drawing/2012/main" xmlns:pic14="http://schemas.microsoft.com/office/drawing/2010/picture" xmlns:c16ac="http://schemas.microsoft.com/office/drawing/2014/chart/ac" xmlns:a16="http://schemas.microsoft.com/office/drawing/2014/main" xmlns:a1611="http://schemas.microsoft.com/office/drawing/2016/11/main" xmlns:dgm1612="http://schemas.microsoft.com/office/drawing/2016/12/diagram" xmlns:a16svg="http://schemas.microsoft.com/office/drawing/2016/SVG/main" xmlns:adec="http://schemas.microsoft.com/office/drawing/2017/decorative" xmlns:a18hc="http://schemas.microsoft.com/office/drawing/2018/hyperlinkcolor" xmlns:wp15="http://schemas.microsoft.com/office/word/2012/wordprocessingDrawing">
   <w:docDefaults>
     <w:rPrDefault>
       <w:rPr>
